--- a/src/Apps/W1/Quality Management/app/src/Reports/QltyCertificateOfAnalysis.docx
+++ b/src/Apps/W1/Quality Management/app/src/Reports/QltyCertificateOfAnalysis.docx
@@ -7413,367 +7413,227 @@
 </we:webextension>
 </file>
 
-<file path=customXml/item1.xml>��< ? x m l   v e r s i o n = " 1 . 0 "   e n c o d i n g = " u t f - 1 6 " ? > - 
- < N a v W o r d R e p o r t X m l P a r t   x m l n s = " u r n : m i c r o s o f t - d y n a m i c s - n a v / r e p o r t s / Q l t y _ C e r t i f i c a t e _ o f _ A n a l y s i s / 2 0 4 0 1 / " > - 
-     < B C R e p o r t I n f o r m a t i o n > - 
-         < R e p o r t M e t a d a t a > - 
-             < E x t e n s i o n I d > E x t e n s i o n   I D < / E x t e n s i o n I d > - 
-             < E x t e n s i o n N a m e > E x t e n s i o n   N a m e < / E x t e n s i o n N a m e > - 
-             < E x t e n s i o n P u b l i s h e r > E x t e n s i o n   P u b l i s h e r < / E x t e n s i o n P u b l i s h e r > - 
-             < E x t e n s i o n V e r s i o n > E x t e n s i o n   V e r s i o n < / E x t e n s i o n V e r s i o n > - 
-             < R e p o r t I d > R e p o r t   I D < / R e p o r t I d > - 
-             < R e p o r t N a m e > R e p o r t   N a m e < / R e p o r t N a m e > - 
-             < A b o u t T h i s R e p o r t T i t l e > A b o u t   T h i s   R e p o r t   T i t l e < / A b o u t T h i s R e p o r t T i t l e > - 
-             < A b o u t T h i s R e p o r t T e x t > A b o u t   T h i s   R e p o r t   T e x t < / A b o u t T h i s R e p o r t T e x t > - 
-             < R e p o r t H e l p L i n k > R e p o r t   H e l p   L i n k < / R e p o r t H e l p L i n k > - 
-         < / R e p o r t M e t a d a t a > - 
-         < R e p o r t R e q u e s t > - 
-             < T e n a n t E n t r a I d > T e n a n t   E n t r a   I d < / T e n a n t E n t r a I d > - 
-             < E n v i r o n m e n t N a m e > E n v i r o n m e n t   N a m e < / E n v i r o n m e n t N a m e > - 
-             < E n v i r o n m e n t T y p e > E n v i r o n m e n t   T y p e < / E n v i r o n m e n t T y p e > - 
-             < C o m p a n y N a m e > C o m p a n y   N a m e < / C o m p a n y N a m e > - 
-             < C o m p a n y D i s p l a y N a m e > C o m p a n y   D i s p l a y   N a m e < / C o m p a n y D i s p l a y N a m e > - 
-             < C o m p a n y I d > C o m p a n y   I D < / C o m p a n y I d > - 
-             < U s e r N a m e > U s e r   N a m e < / U s e r N a m e > - 
-             < D a t e A n d T i m e > D a t e   a n d   T i m e < / D a t e A n d T i m e > - 
-             < L a n g u a g e > L a n g u a g e < / L a n g u a g e > - 
-             < F o r m a t R e g i o n > F o r m a t   R e g i o n < / F o r m a t R e g i o n > - 
-             < D a t e T i m e V a l u e s > - 
-                 < Y e a r > Y e a r < / Y e a r > - 
-                 < M o n t h N u m b e r > M o n t h   N u m b e r < / M o n t h N u m b e r > - 
-                 < D a y N u m b e r > D a y   N u m b e r < / D a y N u m b e r > - 
-                 < H o u r > H o u r < / H o u r > - 
-                 < M i n u t e > M i n u t e < / M i n u t e > - 
-             < / D a t e T i m e V a l u e s > - 
-         < / R e p o r t R e q u e s t > - 
-     < / B C R e p o r t I n f o r m a t i o n > - 
-     < L a b e l s > - 
-         < C o n d i t i o n L a b e l > C o n d i t i o n L a b e l < / C o n d i t i o n L a b e l > - 
-         < D a t e L a b e l > D a t e L a b e l < / D a t e L a b e l > - 
-         < F i n i s h e d B y L a b e l > F i n i s h e d B y L a b e l < / F i n i s h e d B y L a b e l > - 
-         < F i n i s h e d O n L a b e l > F i n i s h e d O n L a b e l < / F i n i s h e d O n L a b e l > - 
-         < I n s p e c t i o n D e s c r i p t i o n L a b e l > I n s p e c t i o n D e s c r i p t i o n L a b e l < / I n s p e c t i o n D e s c r i p t i o n L a b e l > - 
-         < I n s p e c t i o n L a b e l > I n s p e c t i o n L a b e l < / I n s p e c t i o n L a b e l > - 
-         < I t e m D e s c r i p t i o n L a b e l > I t e m D e s c r i p t i o n L a b e l < / I t e m D e s c r i p t i o n L a b e l > - 
-         < I t e m L a b e l > I t e m L a b e l < / I t e m L a b e l > - 
-         < I t e m T r a c k i n g L a b e l > I t e m T r a c k i n g L a b e l < / I t e m T r a c k i n g L a b e l > - 
-         < P a g e L a b e l > P a g e L a b e l < / P a g e L a b e l > - 
-         < R e p o r t T i t l e L a b e l > R e p o r t T i t l e L a b e l < / R e p o r t T i t l e L a b e l > - 
-         < R e s u l t L a b e l > R e s u l t L a b e l < / R e s u l t L a b e l > - 
-         < S t a t u s L a b e l > S t a t u s L a b e l < / S t a t u s L a b e l > - 
-         < T e s t L a b e l > T e s t L a b e l < / T e s t L a b e l > - 
-         < T e s t V a l u e L a b e l > T e s t V a l u e L a b e l < / T e s t V a l u e L a b e l > - 
-     < / L a b e l s > - 
-     < C u r r e n t I n s p e c t i o n > - 
-         < A p p r o v e r N a m e L a b e l > A p p r o v e r N a m e L a b e l < / A p p r o v e r N a m e L a b e l > - 
-         < A p p r o v e r S i g n a t u r e L a b e l > A p p r o v e r S i g n a t u r e L a b e l < / A p p r o v e r S i g n a t u r e L a b e l > - 
-         < C O A C o n t a c t _ A l l > C O A C o n t a c t _ A l l < / C O A C o n t a c t _ A l l > - 
-         < C O A C o n t a c t _ R o w 1 > C O A C o n t a c t _ R o w 1 < / C O A C o n t a c t _ R o w 1 > - 
-         < C O A C o n t a c t _ R o w 2 > C O A C o n t a c t _ R o w 2 < / C O A C o n t a c t _ R o w 2 > - 
-         < C O A C o n t a c t _ R o w 3 > C O A C o n t a c t _ R o w 3 < / C O A C o n t a c t _ R o w 3 > - 
-         < C O A C o n t a c t _ R o w 4 > C O A C o n t a c t _ R o w 4 < / C O A C o n t a c t _ R o w 4 > - 
-         < C O A C o n t a c t _ R o w 5 > C O A C o n t a c t _ R o w 5 < / C O A C o n t a c t _ R o w 5 > - 
-         < C O A C o n t a c t _ R o w 6 > C O A C o n t a c t _ R o w 6 < / C O A C o n t a c t _ R o w 6 > - 
-         < C O A C o n t a c t _ R o w 7 > C O A C o n t a c t _ R o w 7 < / C O A C o n t a c t _ R o w 7 > - 
-         < C O A C o n t a c t _ R o w 8 > C O A C o n t a c t _ R o w 8 < / C O A C o n t a c t _ R o w 8 > - 
-         < C o m p a n y I n f o r m a t i o n _ A l l > C o m p a n y I n f o r m a t i o n _ A l l < / C o m p a n y I n f o r m a t i o n _ A l l > - 
-         < C o m p a n y I n f o r m a t i o n _ R o w 1 > C o m p a n y I n f o r m a t i o n _ R o w 1 < / C o m p a n y I n f o r m a t i o n _ R o w 1 > - 
-         < C o m p a n y I n f o r m a t i o n _ R o w 2 > C o m p a n y I n f o r m a t i o n _ R o w 2 < / C o m p a n y I n f o r m a t i o n _ R o w 2 > - 
-         < C o m p a n y I n f o r m a t i o n _ R o w 3 > C o m p a n y I n f o r m a t i o n _ R o w 3 < / C o m p a n y I n f o r m a t i o n _ R o w 3 > - 
-         < C o m p a n y I n f o r m a t i o n _ R o w 4 > C o m p a n y I n f o r m a t i o n _ R o w 4 < / C o m p a n y I n f o r m a t i o n _ R o w 4 > - 
-         < C o m p a n y I n f o r m a t i o n _ R o w 5 > C o m p a n y I n f o r m a t i o n _ R o w 5 < / C o m p a n y I n f o r m a t i o n _ R o w 5 > - 
-         < C o m p a n y I n f o r m a t i o n _ R o w 6 > C o m p a n y I n f o r m a t i o n _ R o w 6 < / C o m p a n y I n f o r m a t i o n _ R o w 6 > - 
-         < C o m p a n y I n f o r m a t i o n _ R o w 7 > C o m p a n y I n f o r m a t i o n _ R o w 7 < / C o m p a n y I n f o r m a t i o n _ R o w 7 > - 
-         < C o m p a n y I n f o r m a t i o n _ R o w 8 > C o m p a n y I n f o r m a t i o n _ R o w 8 < / C o m p a n y I n f o r m a t i o n _ R o w 8 > - 
-         < C o m p a n y L o g o   / > - 
-         < E m a i l L a b e l > E m a i l L a b e l < / E m a i l L a b e l > - 
-         < E m a i l V a l u e > E m a i l V a l u e < / E m a i l V a l u e > - 
-         < F i n i s h e d B y N a m e L a b e l > F i n i s h e d B y N a m e L a b e l < / F i n i s h e d B y N a m e L a b e l > - 
-         < F i n i s h e d B y S i g n a t u r e L a b e l > F i n i s h e d B y S i g n a t u r e L a b e l < / F i n i s h e d B y S i g n a t u r e L a b e l > - 
-         < H o m e P a g e L a b e l > H o m e P a g e L a b e l < / H o m e P a g e L a b e l > - 
-         < H o m e P a g e V a l u e > H o m e P a g e V a l u e < / H o m e P a g e V a l u e > - 
-         < I t e m D e s c r i p t i o n > I t e m D e s c r i p t i o n < / I t e m D e s c r i p t i o n > - 
-         < I t e m I d e n t i f i e r > I t e m I d e n t i f i e r < / I t e m I d e n t i f i e r > - 
-         < I t e m T r a c k i n g I d e n t i f i e r > I t e m T r a c k i n g I d e n t i f i e r < / I t e m T r a c k i n g I d e n t i f i e r > - 
-         < P h o n e N o L a b e l > P h o n e N o L a b e l < / P h o n e N o L a b e l > - 
-         < P h o n e N o V a l u e > P h o n e N o V a l u e < / P h o n e N o V a l u e > - 
-         < Q l t y I n s p e c t i o n T e m p l a t e _ D e s c r i p t i o n > Q l t y I n s p e c t i o n T e m p l a t e _ D e s c r i p t i o n < / Q l t y I n s p e c t i o n T e m p l a t e _ D e s c r i p t i o n > - 
-         < Q l t y I n s p e c t i o n _ D e s c r i p t i o n > Q l t y I n s p e c t i o n _ D e s c r i p t i o n < / Q l t y I n s p e c t i o n _ D e s c r i p t i o n > - 
-         < Q l t y I n s p e c t i o n _ D i r e c t o r _ N a m e > Q l t y I n s p e c t i o n _ D i r e c t o r _ N a m e < / Q l t y I n s p e c t i o n _ D i r e c t o r _ N a m e > - 
-         < Q l t y I n s p e c t i o n _ D i r e c t o r _ T i t l e > Q l t y I n s p e c t i o n _ D i r e c t o r _ T i t l e < / Q l t y I n s p e c t i o n _ D i r e c t o r _ T i t l e > - 
-         < Q l t y I n s p e c t i o n _ F i n i s h e d _ B y _ E m a i l > Q l t y I n s p e c t i o n _ F i n i s h e d _ B y _ E m a i l < / Q l t y I n s p e c t i o n _ F i n i s h e d _ B y _ E m a i l > - 
-         < Q l t y I n s p e c t i o n _ F i n i s h e d _ B y _ P h o n e > Q l t y I n s p e c t i o n _ F i n i s h e d _ B y _ P h o n e < / Q l t y I n s p e c t i o n _ F i n i s h e d _ B y _ P h o n e > - 
-         < Q l t y I n s p e c t i o n _ F i n i s h e d _ B y _ T i t l e > Q l t y I n s p e c t i o n _ F i n i s h e d _ B y _ T i t l e < / Q l t y I n s p e c t i o n _ F i n i s h e d _ B y _ T i t l e > - 
-         < Q l t y I n s p e c t i o n _ F i n i s h e d _ B y _ U s e r N a m e > Q l t y I n s p e c t i o n _ F i n i s h e d _ B y _ U s e r N a m e < / Q l t y I n s p e c t i o n _ F i n i s h e d _ B y _ U s e r N a m e > - 
-         < Q l t y I n s p e c t i o n _ F i n i s h e d _ B y _ U s e r _ I D > Q l t y I n s p e c t i o n _ F i n i s h e d _ B y _ U s e r _ I D < / Q l t y I n s p e c t i o n _ F i n i s h e d _ B y _ U s e r _ I D > - 
-         < Q l t y I n s p e c t i o n _ F i n i s h e d _ D a t e > Q l t y I n s p e c t i o n _ F i n i s h e d _ D a t e < / Q l t y I n s p e c t i o n _ F i n i s h e d _ D a t e > - 
-         < Q l t y I n s p e c t i o n _ N o > Q l t y I n s p e c t i o n _ N o < / Q l t y I n s p e c t i o n _ N o > - 
-         < Q l t y I n s p e c t i o n _ R e i n s p e c t i o n N o > Q l t y I n s p e c t i o n _ R e i n s p e c t i o n N o < / Q l t y I n s p e c t i o n _ R e i n s p e c t i o n N o > - 
-         < Q l t y I n s p e c t i o n _ R e s u l t _ C o d e > Q l t y I n s p e c t i o n _ R e s u l t _ C o d e < / Q l t y I n s p e c t i o n _ R e s u l t _ C o d e > - 
-         < Q l t y I n s p e c t i o n _ R e s u l t _ D e s c r i p t i o n > Q l t y I n s p e c t i o n _ R e s u l t _ D e s c r i p t i o n < / Q l t y I n s p e c t i o n _ R e s u l t _ D e s c r i p t i o n > - 
-         < Q l t y I n s p e c t i o n _ S o u r c e _ C u s t o m _ 1 > Q l t y I n s p e c t i o n _ S o u r c e _ C u s t o m _ 1 < / Q l t y I n s p e c t i o n _ S o u r c e _ C u s t o m _ 1 > - 
-         < Q l t y I n s p e c t i o n _ S o u r c e _ C u s t o m _ 1 0 > Q l t y I n s p e c t i o n _ S o u r c e _ C u s t o m _ 1 0 < / Q l t y I n s p e c t i o n _ S o u r c e _ C u s t o m _ 1 0 > - 
-         < Q l t y I n s p e c t i o n _ S o u r c e _ C u s t o m _ 2 > Q l t y I n s p e c t i o n _ S o u r c e _ C u s t o m _ 2 < / Q l t y I n s p e c t i o n _ S o u r c e _ C u s t o m _ 2 > - 
-         < Q l t y I n s p e c t i o n _ S o u r c e _ C u s t o m _ 3 > Q l t y I n s p e c t i o n _ S o u r c e _ C u s t o m _ 3 < / Q l t y I n s p e c t i o n _ S o u r c e _ C u s t o m _ 3 > - 
-         < Q l t y I n s p e c t i o n _ S o u r c e _ C u s t o m _ 4 > Q l t y I n s p e c t i o n _ S o u r c e _ C u s t o m _ 4 < / Q l t y I n s p e c t i o n _ S o u r c e _ C u s t o m _ 4 > - 
-         < Q l t y I n s p e c t i o n _ S o u r c e _ C u s t o m _ 5 > Q l t y I n s p e c t i o n _ S o u r c e _ C u s t o m _ 5 < / Q l t y I n s p e c t i o n _ S o u r c e _ C u s t o m _ 5 > - 
-         < Q l t y I n s p e c t i o n _ S o u r c e _ C u s t o m _ 6 > Q l t y I n s p e c t i o n _ S o u r c e _ C u s t o m _ 6 < / Q l t y I n s p e c t i o n _ S o u r c e _ C u s t o m _ 6 > - 
-         < Q l t y I n s p e c t i o n _ S o u r c e _ C u s t o m _ 7 > Q l t y I n s p e c t i o n _ S o u r c e _ C u s t o m _ 7 < / Q l t y I n s p e c t i o n _ S o u r c e _ C u s t o m _ 7 > - 
-         < Q l t y I n s p e c t i o n _ S o u r c e _ C u s t o m _ 8 > Q l t y I n s p e c t i o n _ S o u r c e _ C u s t o m _ 8 < / Q l t y I n s p e c t i o n _ S o u r c e _ C u s t o m _ 8 > - 
-         < Q l t y I n s p e c t i o n _ S o u r c e _ C u s t o m _ 9 > Q l t y I n s p e c t i o n _ S o u r c e _ C u s t o m _ 9 < / Q l t y I n s p e c t i o n _ S o u r c e _ C u s t o m _ 9 > - 
-         < Q l t y I n s p e c t i o n _ S o u r c e _ D o c u m e n t _ N o _ > Q l t y I n s p e c t i o n _ S o u r c e _ D o c u m e n t _ N o _ < / Q l t y I n s p e c t i o n _ S o u r c e _ D o c u m e n t _ N o _ > - 
-         < Q l t y I n s p e c t i o n _ S o u r c e _ I t e m _ D e s c r i p t i o n > Q l t y I n s p e c t i o n _ S o u r c e _ I t e m _ D e s c r i p t i o n < / Q l t y I n s p e c t i o n _ S o u r c e _ I t e m _ D e s c r i p t i o n > - 
-         < Q l t y I n s p e c t i o n _ S o u r c e _ I t e m _ D e s c r i p t i o n 2 > Q l t y I n s p e c t i o n _ S o u r c e _ I t e m _ D e s c r i p t i o n 2 < / Q l t y I n s p e c t i o n _ S o u r c e _ I t e m _ D e s c r i p t i o n 2 > - 
-         < Q l t y I n s p e c t i o n _ S o u r c e _ I t e m _ N o _ > Q l t y I n s p e c t i o n _ S o u r c e _ I t e m _ N o _ < / Q l t y I n s p e c t i o n _ S o u r c e _ I t e m _ N o _ > - 
-         < Q l t y I n s p e c t i o n _ S o u r c e _ L o t _ N o _ > Q l t y I n s p e c t i o n _ S o u r c e _ L o t _ N o _ < / Q l t y I n s p e c t i o n _ S o u r c e _ L o t _ N o _ > - 
-         < Q l t y I n s p e c t i o n _ S o u r c e _ P a c k a g e _ N o _ > Q l t y I n s p e c t i o n _ S o u r c e _ P a c k a g e _ N o _ < / Q l t y I n s p e c t i o n _ S o u r c e _ P a c k a g e _ N o _ > - 
-         < Q l t y I n s p e c t i o n _ S o u r c e _ S e r i a l _ N o _ > Q l t y I n s p e c t i o n _ S o u r c e _ S e r i a l _ N o _ < / Q l t y I n s p e c t i o n _ S o u r c e _ S e r i a l _ N o _ > - 
-         < Q l t y I n s p e c t i o n _ S o u r c e _ T a s k _ N o _ > Q l t y I n s p e c t i o n _ S o u r c e _ T a s k _ N o _ < / Q l t y I n s p e c t i o n _ S o u r c e _ T a s k _ N o _ > - 
-         < Q l t y I n s p e c t i o n _ S o u r c e _ V a r i a n t _ C o d e > Q l t y I n s p e c t i o n _ S o u r c e _ V a r i a n t _ C o d e < / Q l t y I n s p e c t i o n _ S o u r c e _ V a r i a n t _ C o d e > - 
-         < Q l t y I n s p e c t i o n _ S t a t u s > Q l t y I n s p e c t i o n _ S t a t u s < / Q l t y I n s p e c t i o n _ S t a t u s > - 
-         < R e i n s p e c t i o n S e q u e n c e I n f o r m a t i o n > R e i n s p e c t i o n S e q u e n c e I n f o r m a t i o n < / R e i n s p e c t i o n S e q u e n c e I n f o r m a t i o n > - 
-         < C u r r e n t I n s p e c t i o n L i n e > - 
-             < C o n d i t i o n L a b e l _ 1 > C o n d i t i o n L a b e l _ 1 < / C o n d i t i o n L a b e l _ 1 > - 
-             < C o n d i t i o n L a b e l _ 2 > C o n d i t i o n L a b e l _ 2 < / C o n d i t i o n L a b e l _ 2 > - 
-             < F i e l d _ C o d e > F i e l d _ C o d e < / F i e l d _ C o d e > - 
-             < F i e l d _ D e s c r i p t i o n > F i e l d _ D e s c r i p t i o n < / F i e l d _ D e s c r i p t i o n > - 
-             < F i e l d _ H a s E n t e r e d V a l u e > F i e l d _ H a s E n t e r e d V a l u e < / F i e l d _ H a s E n t e r e d V a l u e > - 
-             < F i e l d _ I f P e r s o n E m a i l > F i e l d _ I f P e r s o n E m a i l < / F i e l d _ I f P e r s o n E m a i l > - 
-             < F i e l d _ I f P e r s o n N a m e > F i e l d _ I f P e r s o n N a m e < / F i e l d _ I f P e r s o n N a m e > - 
-             < F i e l d _ I f P e r s o n P h o n e > F i e l d _ I f P e r s o n P h o n e < / F i e l d _ I f P e r s o n P h o n e > - 
-             < F i e l d _ I f P e r s o n T i t l e > F i e l d _ I f P e r s o n T i t l e < / F i e l d _ I f P e r s o n T i t l e > - 
-             < F i e l d _ I s L a b e l > F i e l d _ I s L a b e l < / F i e l d _ I s L a b e l > - 
-             < F i e l d _ I s P e r s o n F i e l d > F i e l d _ I s P e r s o n F i e l d < / F i e l d _ I s P e r s o n F i e l d > - 
-             < F i e l d _ I s T e x t > F i e l d _ I s T e x t < / F i e l d _ I s T e x t > - 
-             < F i e l d _ L i n e C o m m e n t a r y > F i e l d _ L i n e C o m m e n t a r y < / F i e l d _ L i n e C o m m e n t a r y > - 
-             < F i e l d _ M o d i f i e d B y U s e r E m a i l > F i e l d _ M o d i f i e d B y U s e r E m a i l < / F i e l d _ M o d i f i e d B y U s e r E m a i l > - 
-             < F i e l d _ M o d i f i e d B y U s e r I D > F i e l d _ M o d i f i e d B y U s e r I D < / F i e l d _ M o d i f i e d B y U s e r I D > - 
-             < F i e l d _ M o d i f i e d B y U s e r J o b T i t l e > F i e l d _ M o d i f i e d B y U s e r J o b T i t l e < / F i e l d _ M o d i f i e d B y U s e r J o b T i t l e > - 
-             < F i e l d _ M o d i f i e d B y U s e r N a m e > F i e l d _ M o d i f i e d B y U s e r N a m e < / F i e l d _ M o d i f i e d B y U s e r N a m e > - 
-             < F i e l d _ M o d i f i e d B y U s e r P h o n e > F i e l d _ M o d i f i e d B y U s e r P h o n e < / F i e l d _ M o d i f i e d B y U s e r P h o n e > - 
-             < F i e l d _ M o d i f i e d D a t e T i m e > F i e l d _ M o d i f i e d D a t e T i m e < / F i e l d _ M o d i f i e d D a t e T i m e > - 
-             < F i e l d _ T y p e > F i e l d _ T y p e < / F i e l d _ T y p e > - 
-             < L a b e l F i e l d _ D e s c r i p t i o n > L a b e l F i e l d _ D e s c r i p t i o n < / L a b e l F i e l d _ D e s c r i p t i o n > - 
-             < N u m e r i c _ V a l u e > N u m e r i c _ V a l u e < / N u m e r i c _ V a l u e > - 
-             < P r o m p t e d R e s u l t C a p t i o n _ 1 > P r o m p t e d R e s u l t C a p t i o n _ 1 < / P r o m p t e d R e s u l t C a p t i o n _ 1 > - 
-             < P r o m p t e d R e s u l t C a p t i o n _ 1 0 > P r o m p t e d R e s u l t C a p t i o n _ 1 0 < / P r o m p t e d R e s u l t C a p t i o n _ 1 0 > - 
-             < P r o m p t e d R e s u l t C a p t i o n _ 2 > P r o m p t e d R e s u l t C a p t i o n _ 2 < / P r o m p t e d R e s u l t C a p t i o n _ 2 > - 
-             < P r o m p t e d R e s u l t C a p t i o n _ 3 > P r o m p t e d R e s u l t C a p t i o n _ 3 < / P r o m p t e d R e s u l t C a p t i o n _ 3 > - 
-             < P r o m p t e d R e s u l t C a p t i o n _ 4 > P r o m p t e d R e s u l t C a p t i o n _ 4 < / P r o m p t e d R e s u l t C a p t i o n _ 4 > - 
-             < P r o m p t e d R e s u l t C a p t i o n _ 5 > P r o m p t e d R e s u l t C a p t i o n _ 5 < / P r o m p t e d R e s u l t C a p t i o n _ 5 > - 
-             < P r o m p t e d R e s u l t C a p t i o n _ 6 > P r o m p t e d R e s u l t C a p t i o n _ 6 < / P r o m p t e d R e s u l t C a p t i o n _ 6 > - 
-             < P r o m p t e d R e s u l t C a p t i o n _ 7 > P r o m p t e d R e s u l t C a p t i o n _ 7 < / P r o m p t e d R e s u l t C a p t i o n _ 7 > - 
-             < P r o m p t e d R e s u l t C a p t i o n _ 8 > P r o m p t e d R e s u l t C a p t i o n _ 8 < / P r o m p t e d R e s u l t C a p t i o n _ 8 > - 
-             < P r o m p t e d R e s u l t C a p t i o n _ 9 > P r o m p t e d R e s u l t C a p t i o n _ 9 < / P r o m p t e d R e s u l t C a p t i o n _ 9 > - 
-             < P r o m p t e d R e s u l t C o n d i t i o n D e s c r i p t i o n _ 1 > P r o m p t e d R e s u l t C o n d i t i o n D e s c r i p t i o n _ 1 < / P r o m p t e d R e s u l t C o n d i t i o n D e s c r i p t i o n _ 1 > - 
-             < P r o m p t e d R e s u l t C o n d i t i o n D e s c r i p t i o n _ 1 0 > P r o m p t e d R e s u l t C o n d i t i o n D e s c r i p t i o n _ 1 0 < / P r o m p t e d R e s u l t C o n d i t i o n D e s c r i p t i o n _ 1 0 > - 
-             < P r o m p t e d R e s u l t C o n d i t i o n D e s c r i p t i o n _ 2 > P r o m p t e d R e s u l t C o n d i t i o n D e s c r i p t i o n _ 2 < / P r o m p t e d R e s u l t C o n d i t i o n D e s c r i p t i o n _ 2 > - 
-             < P r o m p t e d R e s u l t C o n d i t i o n D e s c r i p t i o n _ 3 > P r o m p t e d R e s u l t C o n d i t i o n D e s c r i p t i o n _ 3 < / P r o m p t e d R e s u l t C o n d i t i o n D e s c r i p t i o n _ 3 > - 
-             < P r o m p t e d R e s u l t C o n d i t i o n D e s c r i p t i o n _ 4 > P r o m p t e d R e s u l t C o n d i t i o n D e s c r i p t i o n _ 4 < / P r o m p t e d R e s u l t C o n d i t i o n D e s c r i p t i o n _ 4 > - 
-             < P r o m p t e d R e s u l t C o n d i t i o n D e s c r i p t i o n _ 5 > P r o m p t e d R e s u l t C o n d i t i o n D e s c r i p t i o n _ 5 < / P r o m p t e d R e s u l t C o n d i t i o n D e s c r i p t i o n _ 5 > - 
-             < P r o m p t e d R e s u l t C o n d i t i o n D e s c r i p t i o n _ 6 > P r o m p t e d R e s u l t C o n d i t i o n D e s c r i p t i o n _ 6 < / P r o m p t e d R e s u l t C o n d i t i o n D e s c r i p t i o n _ 6 > - 
-             < P r o m p t e d R e s u l t C o n d i t i o n D e s c r i p t i o n _ 7 > P r o m p t e d R e s u l t C o n d i t i o n D e s c r i p t i o n _ 7 < / P r o m p t e d R e s u l t C o n d i t i o n D e s c r i p t i o n _ 7 > - 
-             < P r o m p t e d R e s u l t C o n d i t i o n D e s c r i p t i o n _ 8 > P r o m p t e d R e s u l t C o n d i t i o n D e s c r i p t i o n _ 8 < / P r o m p t e d R e s u l t C o n d i t i o n D e s c r i p t i o n _ 8 > - 
-             < P r o m p t e d R e s u l t C o n d i t i o n D e s c r i p t i o n _ 9 > P r o m p t e d R e s u l t C o n d i t i o n D e s c r i p t i o n _ 9 < / P r o m p t e d R e s u l t C o n d i t i o n D e s c r i p t i o n _ 9 > - 
-             < P r o m p t e d R e s u l t V i s i b l e _ 1 > P r o m p t e d R e s u l t V i s i b l e _ 1 < / P r o m p t e d R e s u l t V i s i b l e _ 1 > - 
-             < P r o m p t e d R e s u l t V i s i b l e _ 1 0 > P r o m p t e d R e s u l t V i s i b l e _ 1 0 < / P r o m p t e d R e s u l t V i s i b l e _ 1 0 > - 
-             < P r o m p t e d R e s u l t V i s i b l e _ 2 > P r o m p t e d R e s u l t V i s i b l e _ 2 < / P r o m p t e d R e s u l t V i s i b l e _ 2 > - 
-             < P r o m p t e d R e s u l t V i s i b l e _ 3 > P r o m p t e d R e s u l t V i s i b l e _ 3 < / P r o m p t e d R e s u l t V i s i b l e _ 3 > - 
-             < P r o m p t e d R e s u l t V i s i b l e _ 4 > P r o m p t e d R e s u l t V i s i b l e _ 4 < / P r o m p t e d R e s u l t V i s i b l e _ 4 > - 
-             < P r o m p t e d R e s u l t V i s i b l e _ 5 > P r o m p t e d R e s u l t V i s i b l e _ 5 < / P r o m p t e d R e s u l t V i s i b l e _ 5 > - 
-             < P r o m p t e d R e s u l t V i s i b l e _ 6 > P r o m p t e d R e s u l t V i s i b l e _ 6 < / P r o m p t e d R e s u l t V i s i b l e _ 6 > - 
-             < P r o m p t e d R e s u l t V i s i b l e _ 7 > P r o m p t e d R e s u l t V i s i b l e _ 7 < / P r o m p t e d R e s u l t V i s i b l e _ 7 > - 
-             < P r o m p t e d R e s u l t V i s i b l e _ 8 > P r o m p t e d R e s u l t V i s i b l e _ 8 < / P r o m p t e d R e s u l t V i s i b l e _ 8 > - 
-             < P r o m p t e d R e s u l t V i s i b l e _ 9 > P r o m p t e d R e s u l t V i s i b l e _ 9 < / P r o m p t e d R e s u l t V i s i b l e _ 9 > - 
-             < T e s t _ R e s u l t > T e s t _ R e s u l t < / T e s t _ R e s u l t > - 
-             < T e s t _ R e s u l t D e s c r i p t i o n > T e s t _ R e s u l t D e s c r i p t i o n < / T e s t _ R e s u l t D e s c r i p t i o n > - 
-             < T e s t _ V a l u e > T e s t _ V a l u e < / T e s t _ V a l u e > - 
-             < W o r d D e s c r i p t i o n > W o r d D e s c r i p t i o n < / W o r d D e s c r i p t i o n > - 
-             < W o r d R e s u l t D e s c r i p t i o n > W o r d R e s u l t D e s c r i p t i o n < / W o r d R e s u l t D e s c r i p t i o n > - 
-             < W o r d U n f a v o r a b l e R e s u l t D e s c r i p t i o n > W o r d U n f a v o r a b l e R e s u l t D e s c r i p t i o n < / W o r d U n f a v o r a b l e R e s u l t D e s c r i p t i o n > - 
-         < / C u r r e n t I n s p e c t i o n L i n e > - 
-     < / C u r r e n t I n s p e c t i o n > - 
- < / N a v W o r d R e p o r t X m l P a r t > 
+<file path=customXml/item1.xml><?xml version="1.0" encoding="utf-8"?>
+<NavWordReportXmlPart xmlns="urn:microsoft-dynamics-nav/reports/Qlty_Certificate_of_Analysis/20401/">
+  <BCReportInformation>
+    <ReportMetadata>
+      <ExtensionId>Extension ID</ExtensionId>
+      <ExtensionName>Extension Name</ExtensionName>
+      <ExtensionPublisher>Extension Publisher</ExtensionPublisher>
+      <ExtensionVersion>Extension Version</ExtensionVersion>
+      <ReportId>Report ID</ReportId>
+      <ReportName>Report Name</ReportName>
+      <AboutThisReportTitle>About This Report Title</AboutThisReportTitle>
+      <AboutThisReportText>About This Report Text</AboutThisReportText>
+      <ReportHelpLink>Report Help Link</ReportHelpLink>
+      <ReportCaption>Report Caption</ReportCaption>
+    </ReportMetadata>
+    <ReportRequest>
+      <TenantEntraId>Tenant Entra Id</TenantEntraId>
+      <EnvironmentName>Environment Name</EnvironmentName>
+      <EnvironmentType>Environment Type</EnvironmentType>
+      <CompanyName>Company Name</CompanyName>
+      <CompanyDisplayName>Company Display Name</CompanyDisplayName>
+      <CompanyId>Company ID</CompanyId>
+      <UserName>User Name</UserName>
+      <DateAndTime>Date and Time</DateAndTime>
+      <Language>Language</Language>
+      <FormatRegion>Format Region</FormatRegion>
+      <DateTimeValues>
+        <Year>Year</Year>
+        <MonthNumber>Month Number</MonthNumber>
+        <DayNumber>Day Number</DayNumber>
+        <Hour>Hour</Hour>
+        <Minute>Minute</Minute>
+      </DateTimeValues>
+    </ReportRequest>
+    <CompanyMetadata>
+      <CompanyName>Company Name</CompanyName>
+      <CompanyDisplayName>Company Display Name</CompanyDisplayName>
+      <CompanyAddressLines>
+        <CompanyAddressLine1>Company Address Line 1</CompanyAddressLine1>
+        <CompanyAddressLine2>Company Address Line 2</CompanyAddressLine2>
+        <CompanyAddressLine3>Company Address Line 3</CompanyAddressLine3>
+        <CompanyAddressLine4>Company Address Line 4</CompanyAddressLine4>
+        <CompanyAddressLine5>Company Address Line 5</CompanyAddressLine5>
+        <CompanyAddressLine6>Company Address Line 6</CompanyAddressLine6>
+        <CompanyAddressLine7>Company Address Line 7</CompanyAddressLine7>
+        <CompanyAddressLine8>Company Address Line 8</CompanyAddressLine8>
+      </CompanyAddressLines>
+      <CompanyPhone>Company Phone</CompanyPhone>
+      <CompanyPhoneCaption>Company Phone Caption</CompanyPhoneCaption>
+      <CompanyFaxNo>Company Fax No.</CompanyFaxNo>
+      <CompanyFaxNoCaption>Company Fax No. Caption</CompanyFaxNoCaption>
+      <CompanyEmail>Company Email</CompanyEmail>
+      <CompanyEmailCaption>Company Email Caption</CompanyEmailCaption>
+      <CompanyHomePage>Company Home Page</CompanyHomePage>
+      <CompanyHomePageCaption>Company Home Page Caption</CompanyHomePageCaption>
+      <CompanyLogo>Company Logo</CompanyLogo>
+      <CompanyVATRegistrationNo>Company VAT Registration No.</CompanyVATRegistrationNo>
+      <CompanyVATRegistrationNoCaption>Company VAT Registration No. Caption</CompanyVATRegistrationNoCaption>
+      <CompanyRegistrationNo>Company Registration No.</CompanyRegistrationNo>
+      <CompanyRegistrationNoCaption>Company Registration No. Caption</CompanyRegistrationNoCaption>
+      <CompanyBankName>Company Bank Name</CompanyBankName>
+      <CompanyBankNameCaption>Company Bank Name Caption</CompanyBankNameCaption>
+      <CompanyBankAccountNo>Company Bank Account No.</CompanyBankAccountNo>
+      <CompanyBankAccountNoCaption>Company Bank Account No. Caption</CompanyBankAccountNoCaption>
+      <CompanyBankBranchNo>Company Bank Branch No.</CompanyBankBranchNo>
+      <CompanyBankBranchNoCaption>Company Bank Branch No. Caption</CompanyBankBranchNoCaption>
+      <CompanyIBAN>Company IBAN</CompanyIBAN>
+      <CompanyIBANCaption>Company IBAN Caption</CompanyIBANCaption>
+      <CompanyBankSWIFT>Company Bank SWIFT</CompanyBankSWIFT>
+      <CompanyBankSWIFTCaption>Company Bank SWIFT Caption</CompanyBankSWIFTCaption>
+      <CompanyGiroNo>Company Giro No.</CompanyGiroNo>
+      <CompanyGiroNoCaption>Company Giro No. Caption</CompanyGiroNoCaption>
+    </CompanyMetadata>
+  </BCReportInformation>
+  <Labels>
+    <ConditionLabel>ConditionLabel</ConditionLabel>
+    <DateLabel>DateLabel</DateLabel>
+    <FinishedByLabel>FinishedByLabel</FinishedByLabel>
+    <FinishedOnLabel>FinishedOnLabel</FinishedOnLabel>
+    <InspectionDescriptionLabel>InspectionDescriptionLabel</InspectionDescriptionLabel>
+    <InspectionLabel>InspectionLabel</InspectionLabel>
+    <ItemDescriptionLabel>ItemDescriptionLabel</ItemDescriptionLabel>
+    <ItemLabel>ItemLabel</ItemLabel>
+    <ItemTrackingLabel>ItemTrackingLabel</ItemTrackingLabel>
+    <PageLabel>PageLabel</PageLabel>
+    <ReportTitleLabel>ReportTitleLabel</ReportTitleLabel>
+    <ResultLabel>ResultLabel</ResultLabel>
+    <StatusLabel>StatusLabel</StatusLabel>
+    <TestLabel>TestLabel</TestLabel>
+    <TestValueLabel>TestValueLabel</TestValueLabel>
+  </Labels>
+  <CurrentInspection>
+    <ApproverNameLabel>ApproverNameLabel</ApproverNameLabel>
+    <ApproverSignatureLabel>ApproverSignatureLabel</ApproverSignatureLabel>
+    <COAContact_All>COAContact_All</COAContact_All>
+    <COAContact_Row1>COAContact_Row1</COAContact_Row1>
+    <COAContact_Row2>COAContact_Row2</COAContact_Row2>
+    <COAContact_Row3>COAContact_Row3</COAContact_Row3>
+    <COAContact_Row4>COAContact_Row4</COAContact_Row4>
+    <COAContact_Row5>COAContact_Row5</COAContact_Row5>
+    <COAContact_Row6>COAContact_Row6</COAContact_Row6>
+    <COAContact_Row7>COAContact_Row7</COAContact_Row7>
+    <COAContact_Row8>COAContact_Row8</COAContact_Row8>
+    <CompanyInformation_All>CompanyInformation_All</CompanyInformation_All>
+    <CompanyInformation_Row1>CompanyInformation_Row1</CompanyInformation_Row1>
+    <CompanyInformation_Row2>CompanyInformation_Row2</CompanyInformation_Row2>
+    <CompanyInformation_Row3>CompanyInformation_Row3</CompanyInformation_Row3>
+    <CompanyInformation_Row4>CompanyInformation_Row4</CompanyInformation_Row4>
+    <CompanyInformation_Row5>CompanyInformation_Row5</CompanyInformation_Row5>
+    <CompanyInformation_Row6>CompanyInformation_Row6</CompanyInformation_Row6>
+    <CompanyInformation_Row7>CompanyInformation_Row7</CompanyInformation_Row7>
+    <CompanyInformation_Row8>CompanyInformation_Row8</CompanyInformation_Row8>
+    <CompanyLogo/>
+    <EmailLabel>EmailLabel</EmailLabel>
+    <EmailValue>EmailValue</EmailValue>
+    <FinishedByNameLabel>FinishedByNameLabel</FinishedByNameLabel>
+    <FinishedBySignatureLabel>FinishedBySignatureLabel</FinishedBySignatureLabel>
+    <HomePageLabel>HomePageLabel</HomePageLabel>
+    <HomePageValue>HomePageValue</HomePageValue>
+    <ItemDescription>ItemDescription</ItemDescription>
+    <ItemIdentifier>ItemIdentifier</ItemIdentifier>
+    <ItemTrackingIdentifier>ItemTrackingIdentifier</ItemTrackingIdentifier>
+    <PhoneNoLabel>PhoneNoLabel</PhoneNoLabel>
+    <PhoneNoValue>PhoneNoValue</PhoneNoValue>
+    <QltyInspectionTemplate_Description>QltyInspectionTemplate_Description</QltyInspectionTemplate_Description>
+    <QltyInspection_Description>QltyInspection_Description</QltyInspection_Description>
+    <QltyInspection_Director_Name>QltyInspection_Director_Name</QltyInspection_Director_Name>
+    <QltyInspection_Director_Title>QltyInspection_Director_Title</QltyInspection_Director_Title>
+    <QltyInspection_Finished_By_Email>QltyInspection_Finished_By_Email</QltyInspection_Finished_By_Email>
+    <QltyInspection_Finished_By_Phone>QltyInspection_Finished_By_Phone</QltyInspection_Finished_By_Phone>
+    <QltyInspection_Finished_By_Title>QltyInspection_Finished_By_Title</QltyInspection_Finished_By_Title>
+    <QltyInspection_Finished_By_UserName>QltyInspection_Finished_By_UserName</QltyInspection_Finished_By_UserName>
+    <QltyInspection_Finished_By_User_ID>QltyInspection_Finished_By_User_ID</QltyInspection_Finished_By_User_ID>
+    <QltyInspection_Finished_Date>QltyInspection_Finished_Date</QltyInspection_Finished_Date>
+    <QltyInspection_No>QltyInspection_No</QltyInspection_No>
+    <QltyInspection_ReinspectionNo>QltyInspection_ReinspectionNo</QltyInspection_ReinspectionNo>
+    <QltyInspection_Result_Code>QltyInspection_Result_Code</QltyInspection_Result_Code>
+    <QltyInspection_Result_Description>QltyInspection_Result_Description</QltyInspection_Result_Description>
+    <QltyInspection_Source_Custom_1>QltyInspection_Source_Custom_1</QltyInspection_Source_Custom_1>
+    <QltyInspection_Source_Custom_10>QltyInspection_Source_Custom_10</QltyInspection_Source_Custom_10>
+    <QltyInspection_Source_Custom_2>QltyInspection_Source_Custom_2</QltyInspection_Source_Custom_2>
+    <QltyInspection_Source_Custom_3>QltyInspection_Source_Custom_3</QltyInspection_Source_Custom_3>
+    <QltyInspection_Source_Custom_4>QltyInspection_Source_Custom_4</QltyInspection_Source_Custom_4>
+    <QltyInspection_Source_Custom_5>QltyInspection_Source_Custom_5</QltyInspection_Source_Custom_5>
+    <QltyInspection_Source_Custom_6>QltyInspection_Source_Custom_6</QltyInspection_Source_Custom_6>
+    <QltyInspection_Source_Custom_7>QltyInspection_Source_Custom_7</QltyInspection_Source_Custom_7>
+    <QltyInspection_Source_Custom_8>QltyInspection_Source_Custom_8</QltyInspection_Source_Custom_8>
+    <QltyInspection_Source_Custom_9>QltyInspection_Source_Custom_9</QltyInspection_Source_Custom_9>
+    <QltyInspection_Source_Document_No_>QltyInspection_Source_Document_No_</QltyInspection_Source_Document_No_>
+    <QltyInspection_Source_Item_Description>QltyInspection_Source_Item_Description</QltyInspection_Source_Item_Description>
+    <QltyInspection_Source_Item_Description2>QltyInspection_Source_Item_Description2</QltyInspection_Source_Item_Description2>
+    <QltyInspection_Source_Item_No_>QltyInspection_Source_Item_No_</QltyInspection_Source_Item_No_>
+    <QltyInspection_Source_Lot_No_>QltyInspection_Source_Lot_No_</QltyInspection_Source_Lot_No_>
+    <QltyInspection_Source_Package_No_>QltyInspection_Source_Package_No_</QltyInspection_Source_Package_No_>
+    <QltyInspection_Source_Serial_No_>QltyInspection_Source_Serial_No_</QltyInspection_Source_Serial_No_>
+    <QltyInspection_Source_Task_No_>QltyInspection_Source_Task_No_</QltyInspection_Source_Task_No_>
+    <QltyInspection_Source_Variant_Code>QltyInspection_Source_Variant_Code</QltyInspection_Source_Variant_Code>
+    <QltyInspection_Status>QltyInspection_Status</QltyInspection_Status>
+    <ReinspectionSequenceInformation>ReinspectionSequenceInformation</ReinspectionSequenceInformation>
+    <CurrentInspectionLine>
+      <ConditionLabel_1>ConditionLabel_1</ConditionLabel_1>
+      <ConditionLabel_2>ConditionLabel_2</ConditionLabel_2>
+      <Field_Code>Field_Code</Field_Code>
+      <Field_Description>Field_Description</Field_Description>
+      <Field_HasEnteredValue>Field_HasEnteredValue</Field_HasEnteredValue>
+      <Field_IfPersonEmail>Field_IfPersonEmail</Field_IfPersonEmail>
+      <Field_IfPersonName>Field_IfPersonName</Field_IfPersonName>
+      <Field_IfPersonPhone>Field_IfPersonPhone</Field_IfPersonPhone>
+      <Field_IfPersonTitle>Field_IfPersonTitle</Field_IfPersonTitle>
+      <Field_IsLabel>Field_IsLabel</Field_IsLabel>
+      <Field_IsPersonField>Field_IsPersonField</Field_IsPersonField>
+      <Field_IsText>Field_IsText</Field_IsText>
+      <Field_LineCommentary>Field_LineCommentary</Field_LineCommentary>
+      <Field_ModifiedByUserEmail>Field_ModifiedByUserEmail</Field_ModifiedByUserEmail>
+      <Field_ModifiedByUserID>Field_ModifiedByUserID</Field_ModifiedByUserID>
+      <Field_ModifiedByUserJobTitle>Field_ModifiedByUserJobTitle</Field_ModifiedByUserJobTitle>
+      <Field_ModifiedByUserName>Field_ModifiedByUserName</Field_ModifiedByUserName>
+      <Field_ModifiedByUserPhone>Field_ModifiedByUserPhone</Field_ModifiedByUserPhone>
+      <Field_ModifiedDateTime>Field_ModifiedDateTime</Field_ModifiedDateTime>
+      <Field_Type>Field_Type</Field_Type>
+      <LabelField_Description>LabelField_Description</LabelField_Description>
+      <Numeric_Value>Numeric_Value</Numeric_Value>
+      <PromptedResultCaption_1>PromptedResultCaption_1</PromptedResultCaption_1>
+      <PromptedResultCaption_10>PromptedResultCaption_10</PromptedResultCaption_10>
+      <PromptedResultCaption_2>PromptedResultCaption_2</PromptedResultCaption_2>
+      <PromptedResultCaption_3>PromptedResultCaption_3</PromptedResultCaption_3>
+      <PromptedResultCaption_4>PromptedResultCaption_4</PromptedResultCaption_4>
+      <PromptedResultCaption_5>PromptedResultCaption_5</PromptedResultCaption_5>
+      <PromptedResultCaption_6>PromptedResultCaption_6</PromptedResultCaption_6>
+      <PromptedResultCaption_7>PromptedResultCaption_7</PromptedResultCaption_7>
+      <PromptedResultCaption_8>PromptedResultCaption_8</PromptedResultCaption_8>
+      <PromptedResultCaption_9>PromptedResultCaption_9</PromptedResultCaption_9>
+      <PromptedResultConditionDescription_1>PromptedResultConditionDescription_1</PromptedResultConditionDescription_1>
+      <PromptedResultConditionDescription_10>PromptedResultConditionDescription_10</PromptedResultConditionDescription_10>
+      <PromptedResultConditionDescription_2>PromptedResultConditionDescription_2</PromptedResultConditionDescription_2>
+      <PromptedResultConditionDescription_3>PromptedResultConditionDescription_3</PromptedResultConditionDescription_3>
+      <PromptedResultConditionDescription_4>PromptedResultConditionDescription_4</PromptedResultConditionDescription_4>
+      <PromptedResultConditionDescription_5>PromptedResultConditionDescription_5</PromptedResultConditionDescription_5>
+      <PromptedResultConditionDescription_6>PromptedResultConditionDescription_6</PromptedResultConditionDescription_6>
+      <PromptedResultConditionDescription_7>PromptedResultConditionDescription_7</PromptedResultConditionDescription_7>
+      <PromptedResultConditionDescription_8>PromptedResultConditionDescription_8</PromptedResultConditionDescription_8>
+      <PromptedResultConditionDescription_9>PromptedResultConditionDescription_9</PromptedResultConditionDescription_9>
+      <PromptedResultVisible_1>PromptedResultVisible_1</PromptedResultVisible_1>
+      <PromptedResultVisible_10>PromptedResultVisible_10</PromptedResultVisible_10>
+      <PromptedResultVisible_2>PromptedResultVisible_2</PromptedResultVisible_2>
+      <PromptedResultVisible_3>PromptedResultVisible_3</PromptedResultVisible_3>
+      <PromptedResultVisible_4>PromptedResultVisible_4</PromptedResultVisible_4>
+      <PromptedResultVisible_5>PromptedResultVisible_5</PromptedResultVisible_5>
+      <PromptedResultVisible_6>PromptedResultVisible_6</PromptedResultVisible_6>
+      <PromptedResultVisible_7>PromptedResultVisible_7</PromptedResultVisible_7>
+      <PromptedResultVisible_8>PromptedResultVisible_8</PromptedResultVisible_8>
+      <PromptedResultVisible_9>PromptedResultVisible_9</PromptedResultVisible_9>
+      <Test_Result>Test_Result</Test_Result>
+      <Test_ResultDescription>Test_ResultDescription</Test_ResultDescription>
+      <Test_Value>Test_Value</Test_Value>
+      <WordDescription>WordDescription</WordDescription>
+      <WordResultDescription>WordResultDescription</WordResultDescription>
+      <WordUnfavorableResultDescription>WordUnfavorableResultDescription</WordUnfavorableResultDescription>
+    </CurrentInspectionLine>
+  </CurrentInspection>
+</NavWordReportXmlPart>
 </file>
 
 <file path=customXml/item2.xml><?xml version="1.0" encoding="utf-8"?>

--- a/src/Apps/W1/Quality Management/app/src/Reports/QltyCertificateOfAnalysis.docx
+++ b/src/Apps/W1/Quality Management/app/src/Reports/QltyCertificateOfAnalysis.docx
@@ -907,20 +907,20 @@
           </w:tcPr>
           <w:sdt>
             <w:sdtPr>
-              <w:alias w:val="QltyInspection_Finished_By_User_ID"/>
-              <w:tag w:val="#BC:InsertDataItem,DataItems/CurrentInspection/QltyInspection_Finished_By_User_ID"/>
+              <w:alias w:val="QltyInspection_Finished_By_UserName"/>
+              <w:tag w:val="#BC:InsertDataItem,DataItems/CurrentInspection/QltyInspection_Finished_By_UserName"/>
               <w:id w:val="-140812418"/>
               <w:placeholder>
                 <w:docPart w:val="AFC2392F1BBE448DA23FA9038EFD15A9"/>
               </w:placeholder>
-              <w:dataBinding w:prefixMappings="xmlns:ns0='urn:microsoft-dynamics-nav/reports/Qlty_Certificate_of_Analysis/20401/'" w:xpath="/ns0:NavWordReportXmlPart[1]/ns0:CurrentInspection[1]/ns0:QltyInspection_Finished_By_User_ID[1]" w:storeItemID="{F00BF611-06BA-436C-902A-C0D5E8DF929B}"/>
+              <w:dataBinding w:prefixMappings="xmlns:ns0='urn:microsoft-dynamics-nav/reports/Qlty_Certificate_of_Analysis/20401/'" w:xpath="/ns0:NavWordReportXmlPart[1]/ns0:CurrentInspection[1]/ns0:QltyInspection_Finished_By_UserName[1]" w:storeItemID="{F00BF611-06BA-436C-902A-C0D5E8DF929B}"/>
               <w15:color w:val="808080"/>
               <w:text/>
             </w:sdtPr>
             <w:sdtContent>
               <w:p>
                 <w:r>
-                  <w:t>QltyInspection_Finished_By_User_ID</w:t>
+                  <w:t>QltyInspection_Finished_By_UserName</w:t>
                 </w:r>
               </w:p>
             </w:sdtContent>
